--- a/docs/word/Supplier Portal - Administration Guide.docx
+++ b/docs/word/Supplier Portal - Administration Guide.docx
@@ -186,7 +186,7 @@
                 <w:sz w:val="18"/>
                 <w:szCs w:val="18"/>
               </w:rPr>
-              <w:t xml:space="preserve">Administration Guide</w:t>
+              <w:t xml:space="preserve">Administration Guide (Supplier Portal)</w:t>
             </w:r>
           </w:p>
         </w:tc>
@@ -215,6 +215,63 @@
                 <w:sz w:val="18"/>
                 <w:szCs w:val="18"/>
               </w:rPr>
+              <w:t xml:space="preserve">Scope</w:t>
+            </w:r>
+          </w:p>
+        </w:tc>
+        <w:tc>
+          <w:tcPr>
+            <w:tcW w:type="dxa" w:w="6600"/>
+            <w:tcMar>
+              <w:top w:type="dxa" w:w="40"/>
+              <w:left w:type="dxa" w:w="70"/>
+              <w:bottom w:type="dxa" w:w="40"/>
+              <w:right w:type="dxa" w:w="70"/>
+            </w:tcMar>
+          </w:tcPr>
+          <w:p>
+            <w:pPr>
+              <w:spacing w:after="0" w:line="240"/>
+            </w:pPr>
+            <w:r>
+              <w:rPr>
+                <w:rFonts w:ascii="Calibri" w:cs="Calibri" w:eastAsia="Calibri" w:hAnsi="Calibri"/>
+                <w:b w:val="false"/>
+                <w:bCs w:val="false"/>
+                <w:color w:val="22303F"/>
+                <w:sz w:val="18"/>
+                <w:szCs w:val="18"/>
+              </w:rPr>
+              <w:t xml:space="preserve">Supplier Portal only</w:t>
+            </w:r>
+          </w:p>
+        </w:tc>
+      </w:tr>
+      <w:tr>
+        <w:tc>
+          <w:tcPr>
+            <w:tcW w:type="dxa" w:w="3200"/>
+            <w:shd w:fill="F1F4F9" w:color="auto" w:val="clear"/>
+            <w:tcMar>
+              <w:top w:type="dxa" w:w="40"/>
+              <w:left w:type="dxa" w:w="70"/>
+              <w:bottom w:type="dxa" w:w="40"/>
+              <w:right w:type="dxa" w:w="70"/>
+            </w:tcMar>
+          </w:tcPr>
+          <w:p>
+            <w:pPr>
+              <w:spacing w:after="0" w:line="240"/>
+            </w:pPr>
+            <w:r>
+              <w:rPr>
+                <w:rFonts w:ascii="Calibri" w:cs="Calibri" w:eastAsia="Calibri" w:hAnsi="Calibri"/>
+                <w:b/>
+                <w:bCs/>
+                <w:color w:val="22303F"/>
+                <w:sz w:val="18"/>
+                <w:szCs w:val="18"/>
+              </w:rPr>
               <w:t xml:space="preserve">Audience</w:t>
             </w:r>
           </w:p>
@@ -222,6 +279,7 @@
         <w:tc>
           <w:tcPr>
             <w:tcW w:type="dxa" w:w="6600"/>
+            <w:shd w:fill="F1F4F9" w:color="auto" w:val="clear"/>
             <w:tcMar>
               <w:top w:type="dxa" w:w="40"/>
               <w:left w:type="dxa" w:w="70"/>
@@ -251,7 +309,6 @@
         <w:tc>
           <w:tcPr>
             <w:tcW w:type="dxa" w:w="3200"/>
-            <w:shd w:fill="F1F4F9" w:color="auto" w:val="clear"/>
             <w:tcMar>
               <w:top w:type="dxa" w:w="40"/>
               <w:left w:type="dxa" w:w="70"/>
@@ -279,7 +336,6 @@
         <w:tc>
           <w:tcPr>
             <w:tcW w:type="dxa" w:w="6600"/>
-            <w:shd w:fill="F1F4F9" w:color="auto" w:val="clear"/>
             <w:tcMar>
               <w:top w:type="dxa" w:w="40"/>
               <w:left w:type="dxa" w:w="70"/>
@@ -300,7 +356,7 @@
                 <w:sz w:val="18"/>
                 <w:szCs w:val="18"/>
               </w:rPr>
-              <w:t xml:space="preserve">1.0</w:t>
+              <w:t xml:space="preserve">2.0</w:t>
             </w:r>
           </w:p>
         </w:tc>
@@ -309,6 +365,7 @@
         <w:tc>
           <w:tcPr>
             <w:tcW w:type="dxa" w:w="3200"/>
+            <w:shd w:fill="F1F4F9" w:color="auto" w:val="clear"/>
             <w:tcMar>
               <w:top w:type="dxa" w:w="40"/>
               <w:left w:type="dxa" w:w="70"/>
@@ -336,6 +393,7 @@
         <w:tc>
           <w:tcPr>
             <w:tcW w:type="dxa" w:w="6600"/>
+            <w:shd w:fill="F1F4F9" w:color="auto" w:val="clear"/>
             <w:tcMar>
               <w:top w:type="dxa" w:w="40"/>
               <w:left w:type="dxa" w:w="70"/>
@@ -434,7 +492,7 @@
           <w:sz w:val="21"/>
           <w:szCs w:val="21"/>
         </w:rPr>
-        <w:t xml:space="preserve">Administrators have full access to configuration and all portal data. Administration is reached from the Settings section of the navigation menu: Business Unit, Manage Users, Supplier Fields, Customer Fields, Document Types, and Audit Log. Register and Upload actions and all Admin pages are restricted to Administrators server-side.</w:t>
+        <w:t xml:space="preserve">Administrators have full access to configuration and all supplier data. Administration is reached from the Settings section of the navigation menu: Business Unit, Manage Users, Supplier Fields, and Audit Log. Register and Upload actions and all Admin pages are restricted to Administrators server-side.</w:t>
       </w:r>
     </w:p>
     <w:p>
@@ -522,7 +580,7 @@
           <w:sz w:val="21"/>
           <w:szCs w:val="21"/>
         </w:rPr>
-        <w:t xml:space="preserve">Set the Role — Administrator, Normal User or Leasing Manager.</w:t>
+        <w:t xml:space="preserve">Set the Role — Administrator or Normal User.</w:t>
       </w:r>
     </w:p>
     <w:p>
@@ -540,7 +598,7 @@
           <w:sz w:val="21"/>
           <w:szCs w:val="21"/>
         </w:rPr>
-        <w:t xml:space="preserve">Grant Portal access — Supplier, Customer, Landlord (and Broker) as required.</w:t>
+        <w:t xml:space="preserve">Grant Supplier portal access.</w:t>
       </w:r>
     </w:p>
     <w:p>
@@ -664,25 +722,25 @@
           <w:sz w:val="21"/>
           <w:szCs w:val="21"/>
         </w:rPr>
-        <w:t xml:space="preserve">Create business units with a Code and Name. Upload a Logo (full-size) and thumbnail — these brand the UI, e-mails and documents for that unit.</w:t>
-      </w:r>
-    </w:p>
-    <w:p>
-      <w:pPr>
-        <w:pStyle w:val="ListParagraph"/>
-        <w:numPr>
-          <w:ilvl w:val="0"/>
-          <w:numId w:val="3"/>
-        </w:numPr>
-        <w:spacing w:after="60" w:line="264"/>
-      </w:pPr>
-      <w:r>
-        <w:rPr>
-          <w:rFonts w:ascii="Calibri" w:cs="Calibri" w:eastAsia="Calibri" w:hAnsi="Calibri"/>
-          <w:sz w:val="21"/>
-          <w:szCs w:val="21"/>
-        </w:rPr>
-        <w:t xml:space="preserve">Optionally set a Domain for per-business-unit self-service URLs.</w:t>
+        <w:t xml:space="preserve">Create business units with a Code and Name. Upload a Logo (full-size) and thumbnail — these brand the UI, e-mails and documents for that unit; the uploaded logo is also shown on the public self-service pages.</w:t>
+      </w:r>
+    </w:p>
+    <w:p>
+      <w:pPr>
+        <w:pStyle w:val="ListParagraph"/>
+        <w:numPr>
+          <w:ilvl w:val="0"/>
+          <w:numId w:val="3"/>
+        </w:numPr>
+        <w:spacing w:after="60" w:line="264"/>
+      </w:pPr>
+      <w:r>
+        <w:rPr>
+          <w:rFonts w:ascii="Calibri" w:cs="Calibri" w:eastAsia="Calibri" w:hAnsi="Calibri"/>
+          <w:sz w:val="21"/>
+          <w:szCs w:val="21"/>
+        </w:rPr>
+        <w:t xml:space="preserve">Optionally set a Domain for per-business-unit self-service URLs, and an Email Address (contact / reply-to) — the latter is shown to suppliers on the self-service pages, e.g. on the 'link expired' screen.</w:t>
       </w:r>
     </w:p>
     <w:p>
@@ -704,23 +762,6 @@
     </w:p>
     <w:p>
       <w:pPr>
-        <w:pStyle w:val="Heading2"/>
-        <w:spacing w:after="90" w:before="200"/>
-      </w:pPr>
-      <w:r>
-        <w:rPr>
-          <w:rFonts w:ascii="Calibri" w:cs="Calibri" w:eastAsia="Calibri" w:hAnsi="Calibri"/>
-          <w:b/>
-          <w:bCs/>
-          <w:color w:val="274A7D"/>
-          <w:sz w:val="25"/>
-          <w:szCs w:val="25"/>
-        </w:rPr>
-        <w:t xml:space="preserve">4.1 Supplier Fields</w:t>
-      </w:r>
-    </w:p>
-    <w:p>
-      <w:pPr>
         <w:pStyle w:val="ListParagraph"/>
         <w:numPr>
           <w:ilvl w:val="0"/>
@@ -753,76 +794,6 @@
           <w:szCs w:val="21"/>
         </w:rPr>
         <w:t xml:space="preserve">Fields hidden from suppliers are protected server-side — a supplier cannot change them even by tampering with the page.</w:t>
-      </w:r>
-    </w:p>
-    <w:p>
-      <w:pPr>
-        <w:pStyle w:val="Heading2"/>
-        <w:spacing w:after="90" w:before="200"/>
-      </w:pPr>
-      <w:r>
-        <w:rPr>
-          <w:rFonts w:ascii="Calibri" w:cs="Calibri" w:eastAsia="Calibri" w:hAnsi="Calibri"/>
-          <w:b/>
-          <w:bCs/>
-          <w:color w:val="274A7D"/>
-          <w:sz w:val="25"/>
-          <w:szCs w:val="25"/>
-        </w:rPr>
-        <w:t xml:space="preserve">4.2 Customer Fields</w:t>
-      </w:r>
-    </w:p>
-    <w:p>
-      <w:pPr>
-        <w:pStyle w:val="ListParagraph"/>
-        <w:numPr>
-          <w:ilvl w:val="0"/>
-          <w:numId w:val="3"/>
-        </w:numPr>
-        <w:spacing w:after="60" w:line="264"/>
-      </w:pPr>
-      <w:r>
-        <w:rPr>
-          <w:rFonts w:ascii="Calibri" w:cs="Calibri" w:eastAsia="Calibri" w:hAnsi="Calibri"/>
-          <w:sz w:val="21"/>
-          <w:szCs w:val="21"/>
-        </w:rPr>
-        <w:t xml:space="preserve">Configure the customer (KYC) field set: section, group, order, field kind, and the Business/Customer control (editable/read-only) and required/visible flags.</w:t>
-      </w:r>
-    </w:p>
-    <w:p>
-      <w:pPr>
-        <w:pStyle w:val="Heading2"/>
-        <w:spacing w:after="90" w:before="200"/>
-      </w:pPr>
-      <w:r>
-        <w:rPr>
-          <w:rFonts w:ascii="Calibri" w:cs="Calibri" w:eastAsia="Calibri" w:hAnsi="Calibri"/>
-          <w:b/>
-          <w:bCs/>
-          <w:color w:val="274A7D"/>
-          <w:sz w:val="25"/>
-          <w:szCs w:val="25"/>
-        </w:rPr>
-        <w:t xml:space="preserve">4.3 Document Types (Customer KYC)</w:t>
-      </w:r>
-    </w:p>
-    <w:p>
-      <w:pPr>
-        <w:pStyle w:val="ListParagraph"/>
-        <w:numPr>
-          <w:ilvl w:val="0"/>
-          <w:numId w:val="3"/>
-        </w:numPr>
-        <w:spacing w:after="60" w:line="264"/>
-      </w:pPr>
-      <w:r>
-        <w:rPr>
-          <w:rFonts w:ascii="Calibri" w:cs="Calibri" w:eastAsia="Calibri" w:hAnsi="Calibri"/>
-          <w:sz w:val="21"/>
-          <w:szCs w:val="21"/>
-        </w:rPr>
-        <w:t xml:space="preserve">Maintain the KYC document checklist: document name, requirement note, display order, Required flag and Active flag. Required documents must be uploaded before a customer can submit. Turn off Active to hide a type.</w:t>
       </w:r>
     </w:p>
     <w:p>
@@ -940,7 +911,7 @@
           <w:sz w:val="21"/>
           <w:szCs w:val="21"/>
         </w:rPr>
-        <w:t xml:space="preserve">Sending a notification issues a fresh, time-limited link (14 days) and a one-time passcode to the supplier/customer. Completing the review invalidates outstanding links.</w:t>
+        <w:t xml:space="preserve">Sending a notification issues a fresh, time-limited link (14 days) and a one-time passcode to the supplier. Completing the review invalidates outstanding links.</w:t>
       </w:r>
     </w:p>
     <w:p>
@@ -1135,7 +1106,7 @@
           <w:sz w:val="21"/>
           <w:szCs w:val="21"/>
         </w:rPr>
-        <w:t xml:space="preserve">Before high-volume concurrent registration, run the recommended supplier/customer-number de-duplication and unique-index migration (see the PAT Report residual items).</w:t>
+        <w:t xml:space="preserve">Before high-volume concurrent registration, run the recommended supplier-number de-duplication and unique-index migration (see the PAT Report residual items).</w:t>
       </w:r>
     </w:p>
     <w:p>

--- a/docs/word/Supplier Portal - Administration Guide.docx
+++ b/docs/word/Supplier Portal - Administration Guide.docx
@@ -414,7 +414,7 @@
                 <w:sz w:val="18"/>
                 <w:szCs w:val="18"/>
               </w:rPr>
-              <w:t xml:space="preserve">15 September 2026</w:t>
+              <w:t xml:space="preserve">17 September 2026</w:t>
             </w:r>
           </w:p>
         </w:tc>
@@ -492,7 +492,7 @@
           <w:sz w:val="21"/>
           <w:szCs w:val="21"/>
         </w:rPr>
-        <w:t xml:space="preserve">Administrators have full access to configuration and all supplier data. Administration is reached from the Settings section of the navigation menu: Business Unit, Manage Users, Supplier Fields, and Audit Log. Register and Upload actions and all Admin pages are restricted to Administrators server-side.</w:t>
+        <w:t xml:space="preserve">Administrators have full access to configuration and all supplier data. Administration is reached from the Settings section of the navigation menu: Business Unit, Manage Users, Supplier Fields, Audit Log, Notification Group, Scheduled Reports and Break-Glass Access. Register and Upload actions and all Admin pages are restricted to Administrators server-side.</w:t>
       </w:r>
     </w:p>
     <w:p>
@@ -692,6 +692,24 @@
     </w:p>
     <w:p>
       <w:pPr>
+        <w:pStyle w:val="ListParagraph"/>
+        <w:numPr>
+          <w:ilvl w:val="0"/>
+          <w:numId w:val="3"/>
+        </w:numPr>
+        <w:spacing w:after="60" w:line="264"/>
+      </w:pPr>
+      <w:r>
+        <w:rPr>
+          <w:rFonts w:ascii="Calibri" w:cs="Calibri" w:eastAsia="Calibri" w:hAnsi="Calibri"/>
+          <w:sz w:val="21"/>
+          <w:szCs w:val="21"/>
+        </w:rPr>
+        <w:t xml:space="preserve">Public self-registration is disabled by default; administrators create all accounts here in Manage Users.</w:t>
+      </w:r>
+    </w:p>
+    <w:p>
+      <w:pPr>
         <w:pStyle w:val="Heading1"/>
         <w:spacing w:after="120" w:before="260"/>
       </w:pPr>
@@ -1017,25 +1035,74 @@
           <w:sz w:val="30"/>
           <w:szCs w:val="30"/>
         </w:rPr>
-        <w:t xml:space="preserve">9. Emergency Access (Break-glass)</w:t>
-      </w:r>
-    </w:p>
-    <w:p>
-      <w:pPr>
-        <w:pStyle w:val="ListParagraph"/>
-        <w:numPr>
-          <w:ilvl w:val="0"/>
-          <w:numId w:val="3"/>
-        </w:numPr>
-        <w:spacing w:after="60" w:line="264"/>
-      </w:pPr>
-      <w:r>
-        <w:rPr>
-          <w:rFonts w:ascii="Calibri" w:cs="Calibri" w:eastAsia="Calibri" w:hAnsi="Calibri"/>
-          <w:sz w:val="21"/>
-          <w:szCs w:val="21"/>
-        </w:rPr>
-        <w:t xml:space="preserve">Break-glass provides time-boxed emergency Administrator access and is disabled unless a secret hash is configured. Every activation is rate-limited, constant-time verified and audit-logged. Use only per your security procedure; disable when not required.</w:t>
+        <w:t xml:space="preserve">9. Notification Groups</w:t>
+      </w:r>
+    </w:p>
+    <w:p>
+      <w:pPr>
+        <w:spacing w:after="120" w:line="276"/>
+      </w:pPr>
+      <w:r>
+        <w:rPr>
+          <w:rFonts w:ascii="Calibri" w:cs="Calibri" w:eastAsia="Calibri" w:hAnsi="Calibri"/>
+          <w:sz w:val="21"/>
+          <w:szCs w:val="21"/>
+        </w:rPr>
+        <w:t xml:space="preserve">Settings › Notification Group defines named recipient lists (for example ALL_USERS) that are used as the recipients for Scheduled Reports. Administrator only.</w:t>
+      </w:r>
+    </w:p>
+    <w:p>
+      <w:pPr>
+        <w:pStyle w:val="ListParagraph"/>
+        <w:numPr>
+          <w:ilvl w:val="0"/>
+          <w:numId w:val="3"/>
+        </w:numPr>
+        <w:spacing w:after="60" w:line="264"/>
+      </w:pPr>
+      <w:r>
+        <w:rPr>
+          <w:rFonts w:ascii="Calibri" w:cs="Calibri" w:eastAsia="Calibri" w:hAnsi="Calibri"/>
+          <w:sz w:val="21"/>
+          <w:szCs w:val="21"/>
+        </w:rPr>
+        <w:t xml:space="preserve">Each group has a unique name, a set of member users, and an Active enable/disable toggle. A disabled group is kept but excluded from notifications.</w:t>
+      </w:r>
+    </w:p>
+    <w:p>
+      <w:pPr>
+        <w:pStyle w:val="ListParagraph"/>
+        <w:numPr>
+          <w:ilvl w:val="0"/>
+          <w:numId w:val="3"/>
+        </w:numPr>
+        <w:spacing w:after="60" w:line="264"/>
+      </w:pPr>
+      <w:r>
+        <w:rPr>
+          <w:rFonts w:ascii="Calibri" w:cs="Calibri" w:eastAsia="Calibri" w:hAnsi="Calibri"/>
+          <w:sz w:val="21"/>
+          <w:szCs w:val="21"/>
+        </w:rPr>
+        <w:t xml:space="preserve">Administrators create, edit and delete groups and pick members from a filterable user list.</w:t>
+      </w:r>
+    </w:p>
+    <w:p>
+      <w:pPr>
+        <w:pStyle w:val="ListParagraph"/>
+        <w:numPr>
+          <w:ilvl w:val="0"/>
+          <w:numId w:val="3"/>
+        </w:numPr>
+        <w:spacing w:after="60" w:line="264"/>
+      </w:pPr>
+      <w:r>
+        <w:rPr>
+          <w:rFonts w:ascii="Calibri" w:cs="Calibri" w:eastAsia="Calibri" w:hAnsi="Calibri"/>
+          <w:sz w:val="21"/>
+          <w:szCs w:val="21"/>
+        </w:rPr>
+        <w:t xml:space="preserve">Only the active members of an active group receive a scheduled report.</w:t>
       </w:r>
     </w:p>
     <w:p>
@@ -1052,7 +1119,268 @@
           <w:sz w:val="30"/>
           <w:szCs w:val="30"/>
         </w:rPr>
-        <w:t xml:space="preserve">10. Operational Notes</w:t>
+        <w:t xml:space="preserve">10. Scheduled Reports</w:t>
+      </w:r>
+    </w:p>
+    <w:p>
+      <w:pPr>
+        <w:spacing w:after="120" w:line="276"/>
+      </w:pPr>
+      <w:r>
+        <w:rPr>
+          <w:rFonts w:ascii="Calibri" w:cs="Calibri" w:eastAsia="Calibri" w:hAnsi="Calibri"/>
+          <w:sz w:val="21"/>
+          <w:szCs w:val="21"/>
+        </w:rPr>
+        <w:t xml:space="preserve">Settings › Scheduled Reports schedules a supplier report that is generated and e-mailed as a file attachment to the active members of a selected notification group (the group itself must also be active). Administrator only.</w:t>
+      </w:r>
+    </w:p>
+    <w:p>
+      <w:pPr>
+        <w:pStyle w:val="Heading2"/>
+        <w:spacing w:after="90" w:before="200"/>
+      </w:pPr>
+      <w:r>
+        <w:rPr>
+          <w:rFonts w:ascii="Calibri" w:cs="Calibri" w:eastAsia="Calibri" w:hAnsi="Calibri"/>
+          <w:b/>
+          <w:bCs/>
+          <w:color w:val="274A7D"/>
+          <w:sz w:val="25"/>
+          <w:szCs w:val="25"/>
+        </w:rPr>
+        <w:t xml:space="preserve">10.1 Configuring a schedule</w:t>
+      </w:r>
+    </w:p>
+    <w:p>
+      <w:pPr>
+        <w:pStyle w:val="ListParagraph"/>
+        <w:numPr>
+          <w:ilvl w:val="0"/>
+          <w:numId w:val="3"/>
+        </w:numPr>
+        <w:spacing w:after="60" w:line="264"/>
+      </w:pPr>
+      <w:r>
+        <w:rPr>
+          <w:rFonts w:ascii="Calibri" w:cs="Calibri" w:eastAsia="Calibri" w:hAnsi="Calibri"/>
+          <w:sz w:val="21"/>
+          <w:szCs w:val="21"/>
+        </w:rPr>
+        <w:t xml:space="preserve">Report name and format — a PDF, or Excel (all fields).</w:t>
+      </w:r>
+    </w:p>
+    <w:p>
+      <w:pPr>
+        <w:pStyle w:val="ListParagraph"/>
+        <w:numPr>
+          <w:ilvl w:val="0"/>
+          <w:numId w:val="3"/>
+        </w:numPr>
+        <w:spacing w:after="60" w:line="264"/>
+      </w:pPr>
+      <w:r>
+        <w:rPr>
+          <w:rFonts w:ascii="Calibri" w:cs="Calibri" w:eastAsia="Calibri" w:hAnsi="Calibri"/>
+          <w:sz w:val="21"/>
+          <w:szCs w:val="21"/>
+        </w:rPr>
+        <w:t xml:space="preserve">Frequency — Once, Daily, Weekly or Monthly.</w:t>
+      </w:r>
+    </w:p>
+    <w:p>
+      <w:pPr>
+        <w:pStyle w:val="ListParagraph"/>
+        <w:numPr>
+          <w:ilvl w:val="0"/>
+          <w:numId w:val="3"/>
+        </w:numPr>
+        <w:spacing w:after="60" w:line="264"/>
+      </w:pPr>
+      <w:r>
+        <w:rPr>
+          <w:rFonts w:ascii="Calibri" w:cs="Calibri" w:eastAsia="Calibri" w:hAnsi="Calibri"/>
+          <w:sz w:val="21"/>
+          <w:szCs w:val="21"/>
+        </w:rPr>
+        <w:t xml:space="preserve">Start / next-run date and time — entered and displayed in Gulf Standard Time (Asia/Dubai); the time zone is configurable.</w:t>
+      </w:r>
+    </w:p>
+    <w:p>
+      <w:pPr>
+        <w:pStyle w:val="ListParagraph"/>
+        <w:numPr>
+          <w:ilvl w:val="0"/>
+          <w:numId w:val="3"/>
+        </w:numPr>
+        <w:spacing w:after="60" w:line="264"/>
+      </w:pPr>
+      <w:r>
+        <w:rPr>
+          <w:rFonts w:ascii="Calibri" w:cs="Calibri" w:eastAsia="Calibri" w:hAnsi="Calibri"/>
+          <w:sz w:val="21"/>
+          <w:szCs w:val="21"/>
+        </w:rPr>
+        <w:t xml:space="preserve">Recipient notification group, and an optional Business Unit scope (otherwise all suppliers are included).</w:t>
+      </w:r>
+    </w:p>
+    <w:p>
+      <w:pPr>
+        <w:pStyle w:val="Heading2"/>
+        <w:spacing w:after="90" w:before="200"/>
+      </w:pPr>
+      <w:r>
+        <w:rPr>
+          <w:rFonts w:ascii="Calibri" w:cs="Calibri" w:eastAsia="Calibri" w:hAnsi="Calibri"/>
+          <w:b/>
+          <w:bCs/>
+          <w:color w:val="274A7D"/>
+          <w:sz w:val="25"/>
+          <w:szCs w:val="25"/>
+        </w:rPr>
+        <w:t xml:space="preserve">10.2 Running and monitoring</w:t>
+      </w:r>
+    </w:p>
+    <w:p>
+      <w:pPr>
+        <w:pStyle w:val="ListParagraph"/>
+        <w:numPr>
+          <w:ilvl w:val="0"/>
+          <w:numId w:val="3"/>
+        </w:numPr>
+        <w:spacing w:after="60" w:line="264"/>
+      </w:pPr>
+      <w:r>
+        <w:rPr>
+          <w:rFonts w:ascii="Calibri" w:cs="Calibri" w:eastAsia="Calibri" w:hAnsi="Calibri"/>
+          <w:sz w:val="21"/>
+          <w:szCs w:val="21"/>
+        </w:rPr>
+        <w:t xml:space="preserve">The list shows the next run, the last-run status (Sent / Partial / Skipped / Failed) with detail, an enable/disable toggle, and a Run now button for on-demand sending.</w:t>
+      </w:r>
+    </w:p>
+    <w:p>
+      <w:pPr>
+        <w:pStyle w:val="ListParagraph"/>
+        <w:numPr>
+          <w:ilvl w:val="0"/>
+          <w:numId w:val="3"/>
+        </w:numPr>
+        <w:spacing w:after="60" w:line="264"/>
+      </w:pPr>
+      <w:r>
+        <w:rPr>
+          <w:rFonts w:ascii="Calibri" w:cs="Calibri" w:eastAsia="Calibri" w:hAnsi="Calibri"/>
+          <w:sz w:val="21"/>
+          <w:szCs w:val="21"/>
+        </w:rPr>
+        <w:t xml:space="preserve">A background runner fires due schedules automatically: a Once schedule disables itself after running, while a recurring schedule advances to the next occurrence.</w:t>
+      </w:r>
+    </w:p>
+    <w:p>
+      <w:pPr>
+        <w:pStyle w:val="ListParagraph"/>
+        <w:numPr>
+          <w:ilvl w:val="0"/>
+          <w:numId w:val="3"/>
+        </w:numPr>
+        <w:spacing w:after="60" w:line="264"/>
+      </w:pPr>
+      <w:r>
+        <w:rPr>
+          <w:rFonts w:ascii="Calibri" w:cs="Calibri" w:eastAsia="Calibri" w:hAnsi="Calibri"/>
+          <w:sz w:val="21"/>
+          <w:szCs w:val="21"/>
+        </w:rPr>
+        <w:t xml:space="preserve">Important: attachments require e-mail delivery via Microsoft Graph or SMTP. SQL Server Database Mail cannot attach in-memory files, so with only Database Mail configured a run is recorded as Failed.</w:t>
+      </w:r>
+    </w:p>
+    <w:p>
+      <w:pPr>
+        <w:pStyle w:val="Heading1"/>
+        <w:spacing w:after="120" w:before="260"/>
+      </w:pPr>
+      <w:r>
+        <w:rPr>
+          <w:rFonts w:ascii="Calibri" w:cs="Calibri" w:eastAsia="Calibri" w:hAnsi="Calibri"/>
+          <w:b/>
+          <w:bCs/>
+          <w:color w:val="0B2545"/>
+          <w:sz w:val="30"/>
+          <w:szCs w:val="30"/>
+        </w:rPr>
+        <w:t xml:space="preserve">11. Emergency Access (Break-Glass)</w:t>
+      </w:r>
+    </w:p>
+    <w:p>
+      <w:pPr>
+        <w:pStyle w:val="ListParagraph"/>
+        <w:numPr>
+          <w:ilvl w:val="0"/>
+          <w:numId w:val="3"/>
+        </w:numPr>
+        <w:spacing w:after="60" w:line="264"/>
+      </w:pPr>
+      <w:r>
+        <w:rPr>
+          <w:rFonts w:ascii="Calibri" w:cs="Calibri" w:eastAsia="Calibri" w:hAnsi="Calibri"/>
+          <w:sz w:val="21"/>
+          <w:szCs w:val="21"/>
+        </w:rPr>
+        <w:t xml:space="preserve">Settings › Break-Glass Access lets an Administrator set or rotate the emergency-access secret. The secret is stored only as a salted PBKDF2-SHA256 hash — never in plaintext and never in the database — is never displayed, and every set or rotate is audited.</w:t>
+      </w:r>
+    </w:p>
+    <w:p>
+      <w:pPr>
+        <w:pStyle w:val="ListParagraph"/>
+        <w:numPr>
+          <w:ilvl w:val="0"/>
+          <w:numId w:val="3"/>
+        </w:numPr>
+        <w:spacing w:after="60" w:line="264"/>
+      </w:pPr>
+      <w:r>
+        <w:rPr>
+          <w:rFonts w:ascii="Calibri" w:cs="Calibri" w:eastAsia="Calibri" w:hAnsi="Calibri"/>
+          <w:sz w:val="21"/>
+          <w:szCs w:val="21"/>
+        </w:rPr>
+        <w:t xml:space="preserve">The master on/off is a deployment setting (BreakGlass:Enabled), not a UI toggle. Break-glass works only when it is enabled AND a secret has been configured.</w:t>
+      </w:r>
+    </w:p>
+    <w:p>
+      <w:pPr>
+        <w:pStyle w:val="ListParagraph"/>
+        <w:numPr>
+          <w:ilvl w:val="0"/>
+          <w:numId w:val="3"/>
+        </w:numPr>
+        <w:spacing w:after="60" w:line="264"/>
+      </w:pPr>
+      <w:r>
+        <w:rPr>
+          <w:rFonts w:ascii="Calibri" w:cs="Calibri" w:eastAsia="Calibri" w:hAnsi="Calibri"/>
+          <w:sz w:val="21"/>
+          <w:szCs w:val="21"/>
+        </w:rPr>
+        <w:t xml:space="preserve">Break-glass provides time-boxed emergency Administrator access. Every activation is rate-limited, constant-time verified and audit-logged. Use only per your security procedure.</w:t>
+      </w:r>
+    </w:p>
+    <w:p>
+      <w:pPr>
+        <w:pStyle w:val="Heading1"/>
+        <w:spacing w:after="120" w:before="260"/>
+      </w:pPr>
+      <w:r>
+        <w:rPr>
+          <w:rFonts w:ascii="Calibri" w:cs="Calibri" w:eastAsia="Calibri" w:hAnsi="Calibri"/>
+          <w:b/>
+          <w:bCs/>
+          <w:color w:val="0B2545"/>
+          <w:sz w:val="30"/>
+          <w:szCs w:val="30"/>
+        </w:rPr>
+        <w:t xml:space="preserve">12. Operational Notes</w:t>
       </w:r>
     </w:p>
     <w:p>
